--- a/downloads/office/Clixite-papier-a-lettre.docx
+++ b/downloads/office/Clixite-papier-a-lettre.docx
@@ -4,16 +4,10 @@
   <w:body>
     <w:p>
       <w:pPr>
-        <w:spacing w:after="40"/>
+        <w:pStyle w:val="ÉtiquetteClixite"/>
       </w:pPr>
       <w:r>
-        <w:rPr>
-          <w:rFonts w:ascii="JetBrains Mono" w:hAnsi="JetBrains Mono"/>
-          <w:b/>
-          <w:color w:val="0C7893"/>
-          <w:sz w:val="16"/>
-        </w:rPr>
-        <w:t>WAVRE, LE [DATE]</w:t>
+        <w:t>Wavre, le [date]</w:t>
       </w:r>
     </w:p>
     <w:p>
@@ -12233,6 +12227,47 @@
         <w:shd w:val="clear" w:color="auto" w:fill="FBCAA2" w:themeFill="accent6" w:themeFillTint="7F"/>
       </w:tcPr>
     </w:tblStylePr>
+  </w:style>
+  <w:style w:type="paragraph" w:customStyle="1" w:styleId="ÉtiquetteClixite">
+    <w:name w:val="Étiquette Clixite"/>
+    <w:basedOn w:val="Normal"/>
+    <w:pPr>
+      <w:spacing w:after="40" w:before="240"/>
+    </w:pPr>
+    <w:rPr>
+      <w:rFonts w:ascii="JetBrains Mono" w:hAnsi="JetBrains Mono"/>
+      <w:b/>
+      <w:caps/>
+      <w:color w:val="0C7893"/>
+      <w:sz w:val="16"/>
+    </w:rPr>
+  </w:style>
+  <w:style w:type="paragraph" w:customStyle="1" w:styleId="CitationClixite">
+    <w:name w:val="Citation Clixite"/>
+    <w:basedOn w:val="Normal"/>
+    <w:pPr>
+      <w:spacing w:before="240" w:after="240"/>
+      <w:ind w:left="454"/>
+    </w:pPr>
+    <w:rPr>
+      <w:rFonts w:ascii="Fraunces" w:hAnsi="Fraunces"/>
+      <w:i/>
+      <w:color w:val="0B2239"/>
+      <w:sz w:val="30"/>
+    </w:rPr>
+  </w:style>
+  <w:style w:type="paragraph" w:customStyle="1" w:styleId="ChiffreClixite">
+    <w:name w:val="Chiffre Clixite"/>
+    <w:basedOn w:val="Normal"/>
+    <w:pPr>
+      <w:spacing w:after="0"/>
+    </w:pPr>
+    <w:rPr>
+      <w:rFonts w:ascii="Space Grotesk" w:hAnsi="Space Grotesk"/>
+      <w:b/>
+      <w:color w:val="0B2239"/>
+      <w:sz w:val="56"/>
+    </w:rPr>
   </w:style>
 </w:styles>
 </file>

--- a/downloads/office/Clixite-papier-a-lettre.docx
+++ b/downloads/office/Clixite-papier-a-lettre.docx
@@ -85,7 +85,7 @@
         </w:rPr>
         <w:t>Solutions &amp; Enterprise Architect · Clixite SRL</w:t>
         <w:br/>
-        <w:t>+32 (0)4xx xx xx xx · nicolas@clixite.be</w:t>
+        <w:t>+32 10 31 10 00 · +352 20 42 02 02 · nicolas@clixite.be</w:t>
       </w:r>
     </w:p>
     <w:sectPr>
